--- a/Protocol_station2.docx
+++ b/Protocol_station2.docx
@@ -1278,13 +1278,16 @@
             </w:pPr>
             <w:r>
               <w:rPr>
+                <w:b/>
+                <w:bCs/>
                 <w:noProof/>
+                <w:lang w:val="en-US"/>
               </w:rPr>
               <w:drawing>
-                <wp:inline distT="0" distB="0" distL="0" distR="0" wp14:anchorId="11D2486B" wp14:editId="4B30F7E7">
-                  <wp:extent cx="1917700" cy="1479912"/>
-                  <wp:effectExtent l="0" t="0" r="6350" b="6350"/>
-                  <wp:docPr id="1397428591" name="Picture 1" descr="A person wearing glasses with arrows pointing at his glasses&#10;&#10;AI-generated content may be incorrect."/>
+                <wp:inline distT="0" distB="0" distL="0" distR="0" wp14:anchorId="4AB99A9D" wp14:editId="4D6D575F">
+                  <wp:extent cx="1411200" cy="1872000"/>
+                  <wp:effectExtent l="0" t="0" r="0" b="0"/>
+                  <wp:docPr id="1110833161" name="Bildobjekt 1"/>
                   <wp:cNvGraphicFramePr>
                     <a:graphicFrameLocks xmlns:a="http://schemas.openxmlformats.org/drawingml/2006/main" noChangeAspect="1"/>
                   </wp:cNvGraphicFramePr>
@@ -1292,7 +1295,7 @@
                     <a:graphicData uri="http://schemas.openxmlformats.org/drawingml/2006/picture">
                       <pic:pic xmlns:pic="http://schemas.openxmlformats.org/drawingml/2006/picture">
                         <pic:nvPicPr>
-                          <pic:cNvPr id="153701526" name="Picture 1" descr="A person wearing glasses with arrows pointing at his glasses&#10;&#10;AI-generated content may be incorrect."/>
+                          <pic:cNvPr id="1110833161" name=""/>
                           <pic:cNvPicPr/>
                         </pic:nvPicPr>
                         <pic:blipFill>
@@ -1304,7 +1307,102 @@
                         <pic:spPr>
                           <a:xfrm>
                             <a:off x="0" y="0"/>
-                            <a:ext cx="1924379" cy="1485066"/>
+                            <a:ext cx="1411200" cy="1872000"/>
+                          </a:xfrm>
+                          <a:prstGeom prst="rect">
+                            <a:avLst/>
+                          </a:prstGeom>
+                        </pic:spPr>
+                      </pic:pic>
+                    </a:graphicData>
+                  </a:graphic>
+                </wp:inline>
+              </w:drawing>
+            </w:r>
+            <w:r>
+              <w:rPr>
+                <w:noProof/>
+              </w:rPr>
+              <w:t xml:space="preserve">   </w:t>
+            </w:r>
+            <w:r>
+              <w:rPr>
+                <w:b/>
+                <w:bCs/>
+                <w:noProof/>
+                <w:lang w:val="en-US"/>
+              </w:rPr>
+              <w:drawing>
+                <wp:inline distT="0" distB="0" distL="0" distR="0" wp14:anchorId="279252B8" wp14:editId="337C357C">
+                  <wp:extent cx="1283970" cy="1872559"/>
+                  <wp:effectExtent l="0" t="0" r="0" b="0"/>
+                  <wp:docPr id="832064662" name="Bildobjekt 1"/>
+                  <wp:cNvGraphicFramePr>
+                    <a:graphicFrameLocks xmlns:a="http://schemas.openxmlformats.org/drawingml/2006/main" noChangeAspect="1"/>
+                  </wp:cNvGraphicFramePr>
+                  <a:graphic xmlns:a="http://schemas.openxmlformats.org/drawingml/2006/main">
+                    <a:graphicData uri="http://schemas.openxmlformats.org/drawingml/2006/picture">
+                      <pic:pic xmlns:pic="http://schemas.openxmlformats.org/drawingml/2006/picture">
+                        <pic:nvPicPr>
+                          <pic:cNvPr id="832064662" name=""/>
+                          <pic:cNvPicPr/>
+                        </pic:nvPicPr>
+                        <pic:blipFill>
+                          <a:blip r:embed="rId9"/>
+                          <a:stretch>
+                            <a:fillRect/>
+                          </a:stretch>
+                        </pic:blipFill>
+                        <pic:spPr>
+                          <a:xfrm>
+                            <a:off x="0" y="0"/>
+                            <a:ext cx="1303584" cy="1901165"/>
+                          </a:xfrm>
+                          <a:prstGeom prst="rect">
+                            <a:avLst/>
+                          </a:prstGeom>
+                        </pic:spPr>
+                      </pic:pic>
+                    </a:graphicData>
+                  </a:graphic>
+                </wp:inline>
+              </w:drawing>
+            </w:r>
+            <w:r>
+              <w:rPr>
+                <w:noProof/>
+              </w:rPr>
+              <w:t xml:space="preserve">   </w:t>
+            </w:r>
+            <w:r>
+              <w:rPr>
+                <w:noProof/>
+              </w:rPr>
+              <w:drawing>
+                <wp:inline distT="0" distB="0" distL="0" distR="0" wp14:anchorId="73CB01C5" wp14:editId="4E0FE6AA">
+                  <wp:extent cx="1276080" cy="1871583"/>
+                  <wp:effectExtent l="0" t="0" r="635" b="0"/>
+                  <wp:docPr id="327532144" name="Bildobjekt 1"/>
+                  <wp:cNvGraphicFramePr>
+                    <a:graphicFrameLocks xmlns:a="http://schemas.openxmlformats.org/drawingml/2006/main" noChangeAspect="1"/>
+                  </wp:cNvGraphicFramePr>
+                  <a:graphic xmlns:a="http://schemas.openxmlformats.org/drawingml/2006/main">
+                    <a:graphicData uri="http://schemas.openxmlformats.org/drawingml/2006/picture">
+                      <pic:pic xmlns:pic="http://schemas.openxmlformats.org/drawingml/2006/picture">
+                        <pic:nvPicPr>
+                          <pic:cNvPr id="327532144" name=""/>
+                          <pic:cNvPicPr/>
+                        </pic:nvPicPr>
+                        <pic:blipFill>
+                          <a:blip r:embed="rId10"/>
+                          <a:stretch>
+                            <a:fillRect/>
+                          </a:stretch>
+                        </pic:blipFill>
+                        <pic:spPr>
+                          <a:xfrm>
+                            <a:off x="0" y="0"/>
+                            <a:ext cx="1289656" cy="1891494"/>
                           </a:xfrm>
                           <a:prstGeom prst="rect">
                             <a:avLst/>
@@ -1340,7 +1438,63 @@
                 <w:iCs/>
                 <w:lang w:val="en-US"/>
               </w:rPr>
-              <w:t>Figure 2. To induce slippage, the glasses are moved side-to-side, up-and-down, and towards and away from the face (left).</w:t>
+              <w:t>Figure 2. To induce slippage, the glasses are moved up-and-down</w:t>
+            </w:r>
+            <w:r>
+              <w:rPr>
+                <w:i/>
+                <w:iCs/>
+                <w:lang w:val="en-US"/>
+              </w:rPr>
+              <w:t xml:space="preserve"> (left), slid along the nose bridge (middle)</w:t>
+            </w:r>
+            <w:r>
+              <w:rPr>
+                <w:i/>
+                <w:iCs/>
+                <w:lang w:val="en-US"/>
+              </w:rPr>
+              <w:t xml:space="preserve">, and </w:t>
+            </w:r>
+            <w:r>
+              <w:rPr>
+                <w:i/>
+                <w:iCs/>
+                <w:lang w:val="en-US"/>
+              </w:rPr>
+              <w:t xml:space="preserve">rotated around the nose bridge by pushing one side up while simultaneously pulling the other side down </w:t>
+            </w:r>
+            <w:r>
+              <w:rPr>
+                <w:i/>
+                <w:iCs/>
+                <w:lang w:val="en-US"/>
+              </w:rPr>
+              <w:t>(</w:t>
+            </w:r>
+            <w:r>
+              <w:rPr>
+                <w:i/>
+                <w:iCs/>
+                <w:lang w:val="en-US"/>
+              </w:rPr>
+              <w:t>right</w:t>
+            </w:r>
+            <w:r>
+              <w:rPr>
+                <w:i/>
+                <w:iCs/>
+                <w:lang w:val="en-US"/>
+              </w:rPr>
+              <w:t>).</w:t>
+            </w:r>
+            <w:r>
+              <w:rPr>
+                <w:i/>
+                <w:iCs/>
+                <w:lang w:val="en-US"/>
+              </w:rPr>
+              <w:t xml:space="preserve"> The pictures are cropped from frames in an instruction video shown to the participants.</w:t>
             </w:r>
           </w:p>
         </w:tc>
@@ -1512,19 +1666,25 @@
         <w:rPr>
           <w:lang w:val="en-US"/>
         </w:rPr>
-        <w:t xml:space="preserve"> (Niehorster et al., 2020</w:t>
-      </w:r>
-      <w:r>
-        <w:rPr>
-          <w:lang w:val="en-US"/>
-        </w:rPr>
-        <w:t>, Figure 2</w:t>
+        <w:t xml:space="preserve"> (</w:t>
+      </w:r>
+      <w:r>
+        <w:rPr>
+          <w:lang w:val="en-US"/>
+        </w:rPr>
+        <w:t>Figure 2</w:t>
       </w:r>
       <w:r>
         <w:rPr>
           <w:lang w:val="en-US"/>
         </w:rPr>
         <w:t>)</w:t>
+      </w:r>
+      <w:r>
+        <w:rPr>
+          <w:lang w:val="en-US"/>
+        </w:rPr>
+        <w:t xml:space="preserve"> at the frequency indicated by a metronome. Instruct participants to move the glasses by about 1 cm for each task</w:t>
       </w:r>
       <w:r>
         <w:rPr>
@@ -1554,19 +1714,56 @@
         <w:rPr>
           <w:lang w:val="en-US"/>
         </w:rPr>
-        <w:t>Placing</w:t>
-      </w:r>
-      <w:r>
-        <w:rPr>
-          <w:lang w:val="en-US"/>
-        </w:rPr>
-        <w:t xml:space="preserve"> the glasses between two fingers and moving them side-to-side</w:t>
+        <w:lastRenderedPageBreak/>
+        <w:t>Hold</w:t>
+      </w:r>
+      <w:r>
+        <w:rPr>
+          <w:lang w:val="en-US"/>
+        </w:rPr>
+        <w:t xml:space="preserve"> the glasses between two fingers </w:t>
+      </w:r>
+      <w:r>
+        <w:rPr>
+          <w:lang w:val="en-US"/>
+        </w:rPr>
+        <w:t xml:space="preserve">(see Figure 2) </w:t>
+      </w:r>
+      <w:r>
+        <w:rPr>
+          <w:lang w:val="en-US"/>
+        </w:rPr>
+        <w:t>and mov</w:t>
+      </w:r>
+      <w:r>
+        <w:rPr>
+          <w:lang w:val="en-US"/>
+        </w:rPr>
+        <w:t>e</w:t>
+      </w:r>
+      <w:r>
+        <w:rPr>
+          <w:lang w:val="en-US"/>
+        </w:rPr>
+        <w:t xml:space="preserve"> them </w:t>
+      </w:r>
+      <w:r>
+        <w:rPr>
+          <w:lang w:val="en-US"/>
+        </w:rPr>
+        <w:t>straight up-and-down</w:t>
       </w:r>
       <w:r>
         <w:rPr>
           <w:lang w:val="en-US"/>
         </w:rPr>
         <w:t>.</w:t>
+      </w:r>
+      <w:r>
+        <w:rPr>
+          <w:lang w:val="en-US"/>
+        </w:rPr>
+        <w:t xml:space="preserve"> Keep them at a normal distance from the face while doing so, do not move them away from the nose first.</w:t>
       </w:r>
     </w:p>
     <w:p>
@@ -1584,13 +1781,37 @@
         <w:rPr>
           <w:lang w:val="en-US"/>
         </w:rPr>
-        <w:t>Placing the glasses between two fingers and moving them</w:t>
-      </w:r>
-      <w:r>
-        <w:rPr>
-          <w:lang w:val="en-US"/>
-        </w:rPr>
-        <w:t xml:space="preserve"> up-and-down.</w:t>
+        <w:t>Hold</w:t>
+      </w:r>
+      <w:r>
+        <w:rPr>
+          <w:lang w:val="en-US"/>
+        </w:rPr>
+        <w:t xml:space="preserve"> the glasses between two fingers and </w:t>
+      </w:r>
+      <w:r>
+        <w:rPr>
+          <w:lang w:val="en-US"/>
+        </w:rPr>
+        <w:t xml:space="preserve">slide them </w:t>
+      </w:r>
+      <w:r>
+        <w:rPr>
+          <w:lang w:val="en-US"/>
+        </w:rPr>
+        <w:t xml:space="preserve">back-and-forth </w:t>
+      </w:r>
+      <w:r>
+        <w:rPr>
+          <w:lang w:val="en-US"/>
+        </w:rPr>
+        <w:t>along the nose bridge</w:t>
+      </w:r>
+      <w:r>
+        <w:rPr>
+          <w:lang w:val="en-US"/>
+        </w:rPr>
+        <w:t>.</w:t>
       </w:r>
     </w:p>
     <w:p>
@@ -1608,13 +1829,19 @@
         <w:rPr>
           <w:lang w:val="en-US"/>
         </w:rPr>
-        <w:t>Placing the glasses between two fingers and moving them</w:t>
-      </w:r>
-      <w:r>
-        <w:rPr>
-          <w:lang w:val="en-US"/>
-        </w:rPr>
-        <w:t xml:space="preserve"> away and toward the face</w:t>
+        <w:t xml:space="preserve">Hold </w:t>
+      </w:r>
+      <w:r>
+        <w:rPr>
+          <w:lang w:val="en-US"/>
+        </w:rPr>
+        <w:t xml:space="preserve">the glasses between two fingers and </w:t>
+      </w:r>
+      <w:r>
+        <w:rPr>
+          <w:lang w:val="en-US"/>
+        </w:rPr>
+        <w:t>rotate them around the nose bridge by pushing one side up and the other side down, alternatingly</w:t>
       </w:r>
       <w:r>
         <w:rPr>
@@ -1633,19 +1860,27 @@
         <w:rPr>
           <w:lang w:val="en-US"/>
         </w:rPr>
-        <w:t>Participants are instructed to move the glasses about 1 cm</w:t>
-      </w:r>
-      <w:r>
-        <w:rPr>
-          <w:lang w:val="en-US"/>
-        </w:rPr>
-        <w:t>.</w:t>
-      </w:r>
-      <w:r>
-        <w:rPr>
-          <w:lang w:val="en-US"/>
-        </w:rPr>
-        <w:t xml:space="preserve"> </w:t>
+        <w:t>Show participants the instruction video and then have them practice each of the tasks before the recording session (before glasses calibration!). Provide feedback until they perform the expected movements with the expected amplitude.</w:t>
+      </w:r>
+      <w:r>
+        <w:rPr>
+          <w:lang w:val="en-US"/>
+        </w:rPr>
+        <w:t xml:space="preserve"> To make sure participants remember the instructions, before each task they </w:t>
+      </w:r>
+      <w:proofErr w:type="gramStart"/>
+      <w:r>
+        <w:rPr>
+          <w:lang w:val="en-US"/>
+        </w:rPr>
+        <w:t>are again</w:t>
+      </w:r>
+      <w:proofErr w:type="gramEnd"/>
+      <w:r>
+        <w:rPr>
+          <w:lang w:val="en-US"/>
+        </w:rPr>
+        <w:t xml:space="preserve"> shown a segment from the pre-recorded instruction video illustrating the upcoming task.</w:t>
       </w:r>
     </w:p>
     <w:p>
@@ -1659,7 +1894,6 @@
         <w:rPr>
           <w:lang w:val="en-US"/>
         </w:rPr>
-        <w:lastRenderedPageBreak/>
         <w:t>Data analysis</w:t>
       </w:r>
     </w:p>
@@ -2310,6 +2544,7 @@
         <w:rPr>
           <w:lang w:val="en-US"/>
         </w:rPr>
+        <w:lastRenderedPageBreak/>
         <w:t>Niehorster, D. C., Hessels, R. S., Nyström, M., Benjamins, J. S., &amp; Hooge, I. T. (2025). gazeMapper: A tool for automated world-based analysis of gaze data from one or multiple wearable eye trackers. </w:t>
       </w:r>
       <w:proofErr w:type="spellStart"/>
@@ -4094,6 +4329,7 @@
   <w:style w:type="character" w:default="1" w:styleId="DefaultParagraphFont">
     <w:name w:val="Default Paragraph Font"/>
     <w:uiPriority w:val="1"/>
+    <w:semiHidden/>
     <w:unhideWhenUsed/>
   </w:style>
   <w:style w:type="table" w:default="1" w:styleId="TableNormal">
